--- a/samples/documents/GoToMarket策略文档.docx
+++ b/samples/documents/GoToMarket策略文档.docx
@@ -56,7 +56,7 @@
           <w:sz w:val="22"/>
           <w:szCs w:val="22"/>
         </w:rPr>
-        <w:t xml:space="preserve">苏楠</w:t>
+        <w:t xml:space="preserve">苏楠、王莉</w:t>
       </w:r>
     </w:p>
     <w:p>
@@ -98,7 +98,7 @@
           <w:sz w:val="22"/>
           <w:szCs w:val="22"/>
         </w:rPr>
-        <w:t xml:space="preserve">已评审</w:t>
+        <w:t xml:space="preserve">已发布</w:t>
       </w:r>
     </w:p>
     <w:p>
@@ -118,43 +118,151 @@
           <w:sz w:val="26"/>
           <w:szCs w:val="26"/>
         </w:rPr>
-        <w:t xml:space="preserve">1. 市场机会</w:t>
-      </w:r>
-    </w:p>
-    <w:p>
-      <w:pPr>
-        <w:spacing w:after="80"/>
-      </w:pPr>
-      <w:r>
-        <w:rPr>
-          <w:sz w:val="22"/>
-          <w:szCs w:val="22"/>
-        </w:rPr>
-        <w:t xml:space="preserve">全球企业内容生成市场规模：$4.2B（2026 年预估）</w:t>
-      </w:r>
-    </w:p>
-    <w:p>
-      <w:pPr>
-        <w:spacing w:after="80"/>
-      </w:pPr>
-      <w:r>
-        <w:rPr>
-          <w:sz w:val="22"/>
-          <w:szCs w:val="22"/>
-        </w:rPr>
-        <w:t xml:space="preserve">年增长率：28%（2026-2030）</w:t>
-      </w:r>
-    </w:p>
-    <w:p>
-      <w:pPr>
-        <w:spacing w:after="80"/>
-      </w:pPr>
-      <w:r>
-        <w:rPr>
-          <w:sz w:val="22"/>
-          <w:szCs w:val="22"/>
-        </w:rPr>
-        <w:t xml:space="preserve">i-Write 目标市场：$420M（10% 市场份额目标）</w:t>
+        <w:t xml:space="preserve">1. 产品愿景</w:t>
+      </w:r>
+    </w:p>
+    <w:p>
+      <w:pPr>
+        <w:spacing w:after="80"/>
+      </w:pPr>
+      <w:r>
+        <w:rPr>
+          <w:sz w:val="22"/>
+          <w:szCs w:val="22"/>
+        </w:rPr>
+        <w:t xml:space="preserve">i-Write 的愿景是成为企业级可信文档生成平台，帮助知识工作者高效生成高质量文档。</w:t>
+      </w:r>
+    </w:p>
+    <w:p>
+      <w:pPr>
+        <w:spacing w:after="80"/>
+      </w:pPr>
+      <w:r>
+        <w:rPr>
+          <w:sz w:val="22"/>
+          <w:szCs w:val="22"/>
+        </w:rPr>
+        <w:t xml:space="preserve"/>
+      </w:r>
+    </w:p>
+    <w:p>
+      <w:pPr>
+        <w:spacing w:after="80"/>
+      </w:pPr>
+      <w:r>
+        <w:rPr>
+          <w:sz w:val="22"/>
+          <w:szCs w:val="22"/>
+        </w:rPr>
+        <w:t xml:space="preserve">核心价值主张：</w:t>
+      </w:r>
+    </w:p>
+    <w:p>
+      <w:pPr>
+        <w:spacing w:after="80"/>
+      </w:pPr>
+      <w:r>
+        <w:rPr>
+          <w:sz w:val="22"/>
+          <w:szCs w:val="22"/>
+        </w:rPr>
+        <w:t xml:space="preserve">- 溯源能力：每个引用都能追溯到原始文档</w:t>
+      </w:r>
+    </w:p>
+    <w:p>
+      <w:pPr>
+        <w:spacing w:after="80"/>
+      </w:pPr>
+      <w:r>
+        <w:rPr>
+          <w:sz w:val="22"/>
+          <w:szCs w:val="22"/>
+        </w:rPr>
+        <w:t xml:space="preserve">- 知识库集成：连接企业内部知识源</w:t>
+      </w:r>
+    </w:p>
+    <w:p>
+      <w:pPr>
+        <w:spacing w:after="80"/>
+      </w:pPr>
+      <w:r>
+        <w:rPr>
+          <w:sz w:val="22"/>
+          <w:szCs w:val="22"/>
+        </w:rPr>
+        <w:t xml:space="preserve">- Trust Score：每个生成文档都有可信度评分</w:t>
+      </w:r>
+    </w:p>
+    <w:p>
+      <w:pPr>
+        <w:spacing w:after="80"/>
+      </w:pPr>
+      <w:r>
+        <w:rPr>
+          <w:sz w:val="22"/>
+          <w:szCs w:val="22"/>
+        </w:rPr>
+        <w:t xml:space="preserve">- 评估闭环：自动生成评估报告</w:t>
+      </w:r>
+    </w:p>
+    <w:p>
+      <w:pPr>
+        <w:spacing w:after="80"/>
+      </w:pPr>
+      <w:r>
+        <w:rPr>
+          <w:sz w:val="22"/>
+          <w:szCs w:val="22"/>
+        </w:rPr>
+        <w:t xml:space="preserve"/>
+      </w:r>
+    </w:p>
+    <w:p>
+      <w:pPr>
+        <w:spacing w:after="80"/>
+      </w:pPr>
+      <w:r>
+        <w:rPr>
+          <w:sz w:val="22"/>
+          <w:szCs w:val="22"/>
+        </w:rPr>
+        <w:t xml:space="preserve">目标市场：</w:t>
+      </w:r>
+    </w:p>
+    <w:p>
+      <w:pPr>
+        <w:spacing w:after="80"/>
+      </w:pPr>
+      <w:r>
+        <w:rPr>
+          <w:sz w:val="22"/>
+          <w:szCs w:val="22"/>
+        </w:rPr>
+        <w:t xml:space="preserve">- 市场规模：$4.2B（企业内容生成市场）</w:t>
+      </w:r>
+    </w:p>
+    <w:p>
+      <w:pPr>
+        <w:spacing w:after="80"/>
+      </w:pPr>
+      <w:r>
+        <w:rPr>
+          <w:sz w:val="22"/>
+          <w:szCs w:val="22"/>
+        </w:rPr>
+        <w:t xml:space="preserve">- 目标客户：产品经理、工程师、咨询顾问</w:t>
+      </w:r>
+    </w:p>
+    <w:p>
+      <w:pPr>
+        <w:spacing w:after="80"/>
+      </w:pPr>
+      <w:r>
+        <w:rPr>
+          <w:sz w:val="22"/>
+          <w:szCs w:val="22"/>
+        </w:rPr>
+        <w:t xml:space="preserve">- 竞品：Jasper、Copy.ai、Notion AI</w:t>
       </w:r>
     </w:p>
     <w:p>
@@ -181,31 +289,199 @@
           <w:sz w:val="22"/>
           <w:szCs w:val="22"/>
         </w:rPr>
-        <w:t xml:space="preserve">PM：需要写 PRD、项目周报、产品规划</w:t>
-      </w:r>
-    </w:p>
-    <w:p>
-      <w:pPr>
-        <w:spacing w:after="80"/>
-      </w:pPr>
-      <w:r>
-        <w:rPr>
-          <w:sz w:val="22"/>
-          <w:szCs w:val="22"/>
-        </w:rPr>
-        <w:t xml:space="preserve">Engineer：需要写技术方案、API 文档、架构设计</w:t>
-      </w:r>
-    </w:p>
-    <w:p>
-      <w:pPr>
-        <w:spacing w:after="80"/>
-      </w:pPr>
-      <w:r>
-        <w:rPr>
-          <w:sz w:val="22"/>
-          <w:szCs w:val="22"/>
-        </w:rPr>
-        <w:t xml:space="preserve">Consultant：需要写咨询报告、行业分析、案例研究</w:t>
+        <w:t xml:space="preserve">客户类型 1: 产品经理（PM）</w:t>
+      </w:r>
+    </w:p>
+    <w:p>
+      <w:pPr>
+        <w:spacing w:after="80"/>
+      </w:pPr>
+      <w:r>
+        <w:rPr>
+          <w:sz w:val="22"/>
+          <w:szCs w:val="22"/>
+        </w:rPr>
+        <w:t xml:space="preserve">- 痛点：写 PRD 花费大量时间，需要手动整理市场数据、竞品分析、用户反馈</w:t>
+      </w:r>
+    </w:p>
+    <w:p>
+      <w:pPr>
+        <w:spacing w:after="80"/>
+      </w:pPr>
+      <w:r>
+        <w:rPr>
+          <w:sz w:val="22"/>
+          <w:szCs w:val="22"/>
+        </w:rPr>
+        <w:t xml:space="preserve">- 使用场景：生成 PRD、竞品分析报告、用户反馈汇总</w:t>
+      </w:r>
+    </w:p>
+    <w:p>
+      <w:pPr>
+        <w:spacing w:after="80"/>
+      </w:pPr>
+      <w:r>
+        <w:rPr>
+          <w:sz w:val="22"/>
+          <w:szCs w:val="22"/>
+        </w:rPr>
+        <w:t xml:space="preserve">- 决策因素：效率提升、内容质量、溯源能力</w:t>
+      </w:r>
+    </w:p>
+    <w:p>
+      <w:pPr>
+        <w:spacing w:after="80"/>
+      </w:pPr>
+      <w:r>
+        <w:rPr>
+          <w:sz w:val="22"/>
+          <w:szCs w:val="22"/>
+        </w:rPr>
+        <w:t xml:space="preserve">- 预算：$19/月（个人）或 $49/月/人（团队）</w:t>
+      </w:r>
+    </w:p>
+    <w:p>
+      <w:pPr>
+        <w:spacing w:after="80"/>
+      </w:pPr>
+      <w:r>
+        <w:rPr>
+          <w:sz w:val="22"/>
+          <w:szCs w:val="22"/>
+        </w:rPr>
+        <w:t xml:space="preserve"/>
+      </w:r>
+    </w:p>
+    <w:p>
+      <w:pPr>
+        <w:spacing w:after="80"/>
+      </w:pPr>
+      <w:r>
+        <w:rPr>
+          <w:sz w:val="22"/>
+          <w:szCs w:val="22"/>
+        </w:rPr>
+        <w:t xml:space="preserve">客户类型 2: 工程师（Engineer）</w:t>
+      </w:r>
+    </w:p>
+    <w:p>
+      <w:pPr>
+        <w:spacing w:after="80"/>
+      </w:pPr>
+      <w:r>
+        <w:rPr>
+          <w:sz w:val="22"/>
+          <w:szCs w:val="22"/>
+        </w:rPr>
+        <w:t xml:space="preserve">- 痛点：写技术文档、API 文档、架构设计文档耗时</w:t>
+      </w:r>
+    </w:p>
+    <w:p>
+      <w:pPr>
+        <w:spacing w:after="80"/>
+      </w:pPr>
+      <w:r>
+        <w:rPr>
+          <w:sz w:val="22"/>
+          <w:szCs w:val="22"/>
+        </w:rPr>
+        <w:t xml:space="preserve">- 使用场景：生成技术方案、API 文档、代码审查报告</w:t>
+      </w:r>
+    </w:p>
+    <w:p>
+      <w:pPr>
+        <w:spacing w:after="80"/>
+      </w:pPr>
+      <w:r>
+        <w:rPr>
+          <w:sz w:val="22"/>
+          <w:szCs w:val="22"/>
+        </w:rPr>
+        <w:t xml:space="preserve">- 决策因素：准确性、代码片段支持、与 GitHub 集成</w:t>
+      </w:r>
+    </w:p>
+    <w:p>
+      <w:pPr>
+        <w:spacing w:after="80"/>
+      </w:pPr>
+      <w:r>
+        <w:rPr>
+          <w:sz w:val="22"/>
+          <w:szCs w:val="22"/>
+        </w:rPr>
+        <w:t xml:space="preserve">- 预算：$19/月（个人）</w:t>
+      </w:r>
+    </w:p>
+    <w:p>
+      <w:pPr>
+        <w:spacing w:after="80"/>
+      </w:pPr>
+      <w:r>
+        <w:rPr>
+          <w:sz w:val="22"/>
+          <w:szCs w:val="22"/>
+        </w:rPr>
+        <w:t xml:space="preserve"/>
+      </w:r>
+    </w:p>
+    <w:p>
+      <w:pPr>
+        <w:spacing w:after="80"/>
+      </w:pPr>
+      <w:r>
+        <w:rPr>
+          <w:sz w:val="22"/>
+          <w:szCs w:val="22"/>
+        </w:rPr>
+        <w:t xml:space="preserve">客户类型 3: 咨询顾问（Consultant）</w:t>
+      </w:r>
+    </w:p>
+    <w:p>
+      <w:pPr>
+        <w:spacing w:after="80"/>
+      </w:pPr>
+      <w:r>
+        <w:rPr>
+          <w:sz w:val="22"/>
+          <w:szCs w:val="22"/>
+        </w:rPr>
+        <w:t xml:space="preserve">- 痛点：为客户写行业报告、市场分析、商业计划书</w:t>
+      </w:r>
+    </w:p>
+    <w:p>
+      <w:pPr>
+        <w:spacing w:after="80"/>
+      </w:pPr>
+      <w:r>
+        <w:rPr>
+          <w:sz w:val="22"/>
+          <w:szCs w:val="22"/>
+        </w:rPr>
+        <w:t xml:space="preserve">- 使用场景：生成行业报告、市场分析、商业计划书</w:t>
+      </w:r>
+    </w:p>
+    <w:p>
+      <w:pPr>
+        <w:spacing w:after="80"/>
+      </w:pPr>
+      <w:r>
+        <w:rPr>
+          <w:sz w:val="22"/>
+          <w:szCs w:val="22"/>
+        </w:rPr>
+        <w:t xml:space="preserve">- 决策因素：内容深度、专业性、可定制性</w:t>
+      </w:r>
+    </w:p>
+    <w:p>
+      <w:pPr>
+        <w:spacing w:after="80"/>
+      </w:pPr>
+      <w:r>
+        <w:rPr>
+          <w:sz w:val="22"/>
+          <w:szCs w:val="22"/>
+        </w:rPr>
+        <w:t xml:space="preserve">- 预算：$49/月/人（团队版）</w:t>
       </w:r>
     </w:p>
     <w:p>
@@ -232,55 +508,187 @@
           <w:sz w:val="22"/>
           <w:szCs w:val="22"/>
         </w:rPr>
-        <w:t xml:space="preserve">套餐 | 价格 | 功能 | 目标用户</w:t>
-      </w:r>
-    </w:p>
-    <w:p>
-      <w:pPr>
-        <w:spacing w:after="80"/>
-      </w:pPr>
-      <w:r>
-        <w:rPr>
-          <w:sz w:val="22"/>
-          <w:szCs w:val="22"/>
-        </w:rPr>
-        <w:t xml:space="preserve">Free | $0 | 基础功能，5 次/月 | 个人试用</w:t>
-      </w:r>
-    </w:p>
-    <w:p>
-      <w:pPr>
-        <w:spacing w:after="80"/>
-      </w:pPr>
-      <w:r>
-        <w:rPr>
-          <w:sz w:val="22"/>
-          <w:szCs w:val="22"/>
-        </w:rPr>
-        <w:t xml:space="preserve">Pro | $19/月 | 全部功能，无限次 | 个人专业人士</w:t>
-      </w:r>
-    </w:p>
-    <w:p>
-      <w:pPr>
-        <w:spacing w:after="80"/>
-      </w:pPr>
-      <w:r>
-        <w:rPr>
-          <w:sz w:val="22"/>
-          <w:szCs w:val="22"/>
-        </w:rPr>
-        <w:t xml:space="preserve">Team | $49/月/人 | 团队协作，管理后台 | 企业团队</w:t>
-      </w:r>
-    </w:p>
-    <w:p>
-      <w:pPr>
-        <w:spacing w:after="80"/>
-      </w:pPr>
-      <w:r>
-        <w:rPr>
-          <w:sz w:val="22"/>
-          <w:szCs w:val="22"/>
-        </w:rPr>
-        <w:t xml:space="preserve">年付优惠：8 折</w:t>
+        <w:t xml:space="preserve">PLG（Product-Led Growth）策略：</w:t>
+      </w:r>
+    </w:p>
+    <w:p>
+      <w:pPr>
+        <w:spacing w:after="80"/>
+      </w:pPr>
+      <w:r>
+        <w:rPr>
+          <w:sz w:val="22"/>
+          <w:szCs w:val="22"/>
+        </w:rPr>
+        <w:t xml:space="preserve">- 免费版吸引用户，付费版转化</w:t>
+      </w:r>
+    </w:p>
+    <w:p>
+      <w:pPr>
+        <w:spacing w:after="80"/>
+      </w:pPr>
+      <w:r>
+        <w:rPr>
+          <w:sz w:val="22"/>
+          <w:szCs w:val="22"/>
+        </w:rPr>
+        <w:t xml:space="preserve">- 免费版限制：5 次文档生成/月、1 个知识源、无导出功能</w:t>
+      </w:r>
+    </w:p>
+    <w:p>
+      <w:pPr>
+        <w:spacing w:after="80"/>
+      </w:pPr>
+      <w:r>
+        <w:rPr>
+          <w:sz w:val="22"/>
+          <w:szCs w:val="22"/>
+        </w:rPr>
+        <w:t xml:space="preserve">- 付费版解锁：无限次文档生成、10+ 知识源、Word/PPT/Excel 导出</w:t>
+      </w:r>
+    </w:p>
+    <w:p>
+      <w:pPr>
+        <w:spacing w:after="80"/>
+      </w:pPr>
+      <w:r>
+        <w:rPr>
+          <w:sz w:val="22"/>
+          <w:szCs w:val="22"/>
+        </w:rPr>
+        <w:t xml:space="preserve"/>
+      </w:r>
+    </w:p>
+    <w:p>
+      <w:pPr>
+        <w:spacing w:after="80"/>
+      </w:pPr>
+      <w:r>
+        <w:rPr>
+          <w:sz w:val="22"/>
+          <w:szCs w:val="22"/>
+        </w:rPr>
+        <w:t xml:space="preserve">定价对比（竞品）：</w:t>
+      </w:r>
+    </w:p>
+    <w:p>
+      <w:pPr>
+        <w:spacing w:after="80"/>
+      </w:pPr>
+      <w:r>
+        <w:rPr>
+          <w:sz w:val="22"/>
+          <w:szCs w:val="22"/>
+        </w:rPr>
+        <w:t xml:space="preserve">- Jasper: $49/月（AI 写作）— 无溯源、无知识库</w:t>
+      </w:r>
+    </w:p>
+    <w:p>
+      <w:pPr>
+        <w:spacing w:after="80"/>
+      </w:pPr>
+      <w:r>
+        <w:rPr>
+          <w:sz w:val="22"/>
+          <w:szCs w:val="22"/>
+        </w:rPr>
+        <w:t xml:space="preserve">- Copy.ai: $36/月（AI 写作）— 无溯源、无知识库</w:t>
+      </w:r>
+    </w:p>
+    <w:p>
+      <w:pPr>
+        <w:spacing w:after="80"/>
+      </w:pPr>
+      <w:r>
+        <w:rPr>
+          <w:sz w:val="22"/>
+          <w:szCs w:val="22"/>
+        </w:rPr>
+        <w:t xml:space="preserve">- Notion AI: $10/月（AI 辅助）— 无溯源、无独立产品</w:t>
+      </w:r>
+    </w:p>
+    <w:p>
+      <w:pPr>
+        <w:spacing w:after="80"/>
+      </w:pPr>
+      <w:r>
+        <w:rPr>
+          <w:sz w:val="22"/>
+          <w:szCs w:val="22"/>
+        </w:rPr>
+        <w:t xml:space="preserve">- i-Write: $19/月（AI 文档生成）— 溯源、知识库、评估</w:t>
+      </w:r>
+    </w:p>
+    <w:p>
+      <w:pPr>
+        <w:spacing w:after="80"/>
+      </w:pPr>
+      <w:r>
+        <w:rPr>
+          <w:sz w:val="22"/>
+          <w:szCs w:val="22"/>
+        </w:rPr>
+        <w:t xml:space="preserve"/>
+      </w:r>
+    </w:p>
+    <w:p>
+      <w:pPr>
+        <w:spacing w:after="80"/>
+      </w:pPr>
+      <w:r>
+        <w:rPr>
+          <w:sz w:val="22"/>
+          <w:szCs w:val="22"/>
+        </w:rPr>
+        <w:t xml:space="preserve">i-Write 差异化：</w:t>
+      </w:r>
+    </w:p>
+    <w:p>
+      <w:pPr>
+        <w:spacing w:after="80"/>
+      </w:pPr>
+      <w:r>
+        <w:rPr>
+          <w:sz w:val="22"/>
+          <w:szCs w:val="22"/>
+        </w:rPr>
+        <w:t xml:space="preserve">- 溯源能力：每个引用都能追溯到原始文档</w:t>
+      </w:r>
+    </w:p>
+    <w:p>
+      <w:pPr>
+        <w:spacing w:after="80"/>
+      </w:pPr>
+      <w:r>
+        <w:rPr>
+          <w:sz w:val="22"/>
+          <w:szCs w:val="22"/>
+        </w:rPr>
+        <w:t xml:space="preserve">- 知识库集成：连接企业内部知识源</w:t>
+      </w:r>
+    </w:p>
+    <w:p>
+      <w:pPr>
+        <w:spacing w:after="80"/>
+      </w:pPr>
+      <w:r>
+        <w:rPr>
+          <w:sz w:val="22"/>
+          <w:szCs w:val="22"/>
+        </w:rPr>
+        <w:t xml:space="preserve">- Trust Score：每个生成文档都有可信度评分</w:t>
+      </w:r>
+    </w:p>
+    <w:p>
+      <w:pPr>
+        <w:spacing w:after="80"/>
+      </w:pPr>
+      <w:r>
+        <w:rPr>
+          <w:sz w:val="22"/>
+          <w:szCs w:val="22"/>
+        </w:rPr>
+        <w:t xml:space="preserve">- 评估闭环：自动生成评估报告</w:t>
       </w:r>
     </w:p>
     <w:p>
@@ -307,31 +715,1624 @@
           <w:sz w:val="22"/>
           <w:szCs w:val="22"/>
         </w:rPr>
-        <w:t xml:space="preserve">PLG（Product-Led Growth）：免费版吸引用户 → 自然升级</w:t>
-      </w:r>
-    </w:p>
-    <w:p>
-      <w:pPr>
-        <w:spacing w:after="80"/>
-      </w:pPr>
-      <w:r>
-        <w:rPr>
-          <w:sz w:val="22"/>
-          <w:szCs w:val="22"/>
-        </w:rPr>
-        <w:t xml:space="preserve">企业直销：张伟负责，目标 10 家企业客户</w:t>
-      </w:r>
-    </w:p>
-    <w:p>
-      <w:pPr>
-        <w:spacing w:after="80"/>
-      </w:pPr>
-      <w:r>
-        <w:rPr>
-          <w:sz w:val="22"/>
-          <w:szCs w:val="22"/>
-        </w:rPr>
-        <w:t xml:space="preserve">内容营销：王莉负责，技术博客 + 社交媒体</w:t>
+        <w:t xml:space="preserve">线上渠道：</w:t>
+      </w:r>
+    </w:p>
+    <w:p>
+      <w:pPr>
+        <w:spacing w:after="80"/>
+      </w:pPr>
+      <w:r>
+        <w:rPr>
+          <w:sz w:val="22"/>
+          <w:szCs w:val="22"/>
+        </w:rPr>
+        <w:t xml:space="preserve">- 产品官网（landing page）— 王莉负责设计</w:t>
+      </w:r>
+    </w:p>
+    <w:p>
+      <w:pPr>
+        <w:spacing w:after="80"/>
+      </w:pPr>
+      <w:r>
+        <w:rPr>
+          <w:sz w:val="22"/>
+          <w:szCs w:val="22"/>
+        </w:rPr>
+        <w:t xml:space="preserve">- 技术博客（Medium、掘金）— 陈强、刘伟撰写技术文章</w:t>
+      </w:r>
+    </w:p>
+    <w:p>
+      <w:pPr>
+        <w:spacing w:after="80"/>
+      </w:pPr>
+      <w:r>
+        <w:rPr>
+          <w:sz w:val="22"/>
+          <w:szCs w:val="22"/>
+        </w:rPr>
+        <w:t xml:space="preserve">- 社交媒体（Twitter、LinkedIn）— 王莉负责运营</w:t>
+      </w:r>
+    </w:p>
+    <w:p>
+      <w:pPr>
+        <w:spacing w:after="80"/>
+      </w:pPr>
+      <w:r>
+        <w:rPr>
+          <w:sz w:val="22"/>
+          <w:szCs w:val="22"/>
+        </w:rPr>
+        <w:t xml:space="preserve">- Product Hunt 发布 — 计划 7 月中旬</w:t>
+      </w:r>
+    </w:p>
+    <w:p>
+      <w:pPr>
+        <w:spacing w:after="80"/>
+      </w:pPr>
+      <w:r>
+        <w:rPr>
+          <w:sz w:val="22"/>
+          <w:szCs w:val="22"/>
+        </w:rPr>
+        <w:t xml:space="preserve"/>
+      </w:r>
+    </w:p>
+    <w:p>
+      <w:pPr>
+        <w:spacing w:after="80"/>
+      </w:pPr>
+      <w:r>
+        <w:rPr>
+          <w:sz w:val="22"/>
+          <w:szCs w:val="22"/>
+        </w:rPr>
+        <w:t xml:space="preserve">线下渠道：</w:t>
+      </w:r>
+    </w:p>
+    <w:p>
+      <w:pPr>
+        <w:spacing w:after="80"/>
+      </w:pPr>
+      <w:r>
+        <w:rPr>
+          <w:sz w:val="22"/>
+          <w:szCs w:val="22"/>
+        </w:rPr>
+        <w:t xml:space="preserve">- 技术大会演讲（QCon、ArchSummit）— 陈强负责</w:t>
+      </w:r>
+    </w:p>
+    <w:p>
+      <w:pPr>
+        <w:spacing w:after="80"/>
+      </w:pPr>
+      <w:r>
+        <w:rPr>
+          <w:sz w:val="22"/>
+          <w:szCs w:val="22"/>
+        </w:rPr>
+        <w:t xml:space="preserve">- 企业客户拜访 — 张伟负责</w:t>
+      </w:r>
+    </w:p>
+    <w:p>
+      <w:pPr>
+        <w:spacing w:after="80"/>
+      </w:pPr>
+      <w:r>
+        <w:rPr>
+          <w:sz w:val="22"/>
+          <w:szCs w:val="22"/>
+        </w:rPr>
+        <w:t xml:space="preserve">- 合作伙伴推荐 — 李鑫负责</w:t>
+      </w:r>
+    </w:p>
+    <w:p>
+      <w:pPr>
+        <w:spacing w:after="80"/>
+      </w:pPr>
+      <w:r>
+        <w:rPr>
+          <w:sz w:val="22"/>
+          <w:szCs w:val="22"/>
+        </w:rPr>
+        <w:t xml:space="preserve"/>
+      </w:r>
+    </w:p>
+    <w:p>
+      <w:pPr>
+        <w:spacing w:after="80"/>
+      </w:pPr>
+      <w:r>
+        <w:rPr>
+          <w:sz w:val="22"/>
+          <w:szCs w:val="22"/>
+        </w:rPr>
+        <w:t xml:space="preserve">客户获取成本（CAC）目标：</w:t>
+      </w:r>
+    </w:p>
+    <w:p>
+      <w:pPr>
+        <w:spacing w:after="80"/>
+      </w:pPr>
+      <w:r>
+        <w:rPr>
+          <w:sz w:val="22"/>
+          <w:szCs w:val="22"/>
+        </w:rPr>
+        <w:t xml:space="preserve">- 免费用户：$0（自然增长）</w:t>
+      </w:r>
+    </w:p>
+    <w:p>
+      <w:pPr>
+        <w:spacing w:after="80"/>
+      </w:pPr>
+      <w:r>
+        <w:rPr>
+          <w:sz w:val="22"/>
+          <w:szCs w:val="22"/>
+        </w:rPr>
+        <w:t xml:space="preserve">- 付费用户：$50（通过内容营销）</w:t>
+      </w:r>
+    </w:p>
+    <w:p>
+      <w:pPr>
+        <w:spacing w:after="80"/>
+      </w:pPr>
+      <w:r>
+        <w:rPr>
+          <w:sz w:val="22"/>
+          <w:szCs w:val="22"/>
+        </w:rPr>
+        <w:t xml:space="preserve">- 企业客户：$500（通过销售团队）</w:t>
+      </w:r>
+    </w:p>
+    <w:p>
+      <w:pPr>
+        <w:pStyle w:val="Heading2"/>
+        <w:spacing w:after="150" w:before="300"/>
+      </w:pPr>
+      <w:r>
+        <w:rPr>
+          <w:b/>
+          <w:bCs/>
+          <w:sz w:val="26"/>
+          <w:szCs w:val="26"/>
+        </w:rPr>
+        <w:t xml:space="preserve">5. 竞品分析</w:t>
+      </w:r>
+    </w:p>
+    <w:p>
+      <w:pPr>
+        <w:spacing w:after="80"/>
+      </w:pPr>
+      <w:r>
+        <w:rPr>
+          <w:sz w:val="22"/>
+          <w:szCs w:val="22"/>
+        </w:rPr>
+        <w:t xml:space="preserve">竞品对比：</w:t>
+      </w:r>
+    </w:p>
+    <w:p>
+      <w:pPr>
+        <w:spacing w:after="80"/>
+      </w:pPr>
+      <w:r>
+        <w:rPr>
+          <w:sz w:val="22"/>
+          <w:szCs w:val="22"/>
+        </w:rPr>
+        <w:t xml:space="preserve"/>
+      </w:r>
+    </w:p>
+    <w:tbl>
+      <w:tblPr>
+        <w:tblW w:type="dxa" w:w="9000"/>
+        <w:tblBorders>
+          <w:top w:val="single" w:color="auto" w:sz="4"/>
+          <w:left w:val="single" w:color="auto" w:sz="4"/>
+          <w:bottom w:val="single" w:color="auto" w:sz="4"/>
+          <w:right w:val="single" w:color="auto" w:sz="4"/>
+          <w:insideH w:val="single" w:color="auto" w:sz="4"/>
+          <w:insideV w:val="single" w:color="auto" w:sz="4"/>
+        </w:tblBorders>
+      </w:tblPr>
+      <w:tblGrid>
+        <w:gridCol w:w="100"/>
+        <w:gridCol w:w="100"/>
+        <w:gridCol w:w="100"/>
+        <w:gridCol w:w="100"/>
+        <w:gridCol w:w="100"/>
+        <w:gridCol w:w="100"/>
+      </w:tblGrid>
+      <w:tr>
+        <w:tc>
+          <w:tcPr>
+            <w:tcW w:type="dxa" w:w="1500"/>
+            <w:tcBorders>
+              <w:top w:val="single" w:color="CCCCCC" w:sz="1"/>
+              <w:left w:val="single" w:color="CCCCCC" w:sz="1"/>
+              <w:bottom w:val="single" w:color="CCCCCC" w:sz="1"/>
+              <w:right w:val="single" w:color="CCCCCC" w:sz="1"/>
+            </w:tcBorders>
+            <w:shd w:color="E2E8F0" w:val="solid"/>
+          </w:tcPr>
+          <w:p>
+            <w:pPr>
+              <w:spacing w:after="40" w:before="40"/>
+            </w:pPr>
+            <w:r>
+              <w:rPr>
+                <w:b/>
+                <w:bCs/>
+                <w:sz w:val="20"/>
+                <w:szCs w:val="20"/>
+              </w:rPr>
+              <w:t xml:space="preserve">产品</w:t>
+            </w:r>
+          </w:p>
+        </w:tc>
+        <w:tc>
+          <w:tcPr>
+            <w:tcW w:type="dxa" w:w="1500"/>
+            <w:tcBorders>
+              <w:top w:val="single" w:color="CCCCCC" w:sz="1"/>
+              <w:left w:val="single" w:color="CCCCCC" w:sz="1"/>
+              <w:bottom w:val="single" w:color="CCCCCC" w:sz="1"/>
+              <w:right w:val="single" w:color="CCCCCC" w:sz="1"/>
+            </w:tcBorders>
+            <w:shd w:color="E2E8F0" w:val="solid"/>
+          </w:tcPr>
+          <w:p>
+            <w:pPr>
+              <w:spacing w:after="40" w:before="40"/>
+            </w:pPr>
+            <w:r>
+              <w:rPr>
+                <w:b/>
+                <w:bCs/>
+                <w:sz w:val="20"/>
+                <w:szCs w:val="20"/>
+              </w:rPr>
+              <w:t xml:space="preserve">价格</w:t>
+            </w:r>
+          </w:p>
+        </w:tc>
+        <w:tc>
+          <w:tcPr>
+            <w:tcW w:type="dxa" w:w="1500"/>
+            <w:tcBorders>
+              <w:top w:val="single" w:color="CCCCCC" w:sz="1"/>
+              <w:left w:val="single" w:color="CCCCCC" w:sz="1"/>
+              <w:bottom w:val="single" w:color="CCCCCC" w:sz="1"/>
+              <w:right w:val="single" w:color="CCCCCC" w:sz="1"/>
+            </w:tcBorders>
+            <w:shd w:color="E2E8F0" w:val="solid"/>
+          </w:tcPr>
+          <w:p>
+            <w:pPr>
+              <w:spacing w:after="40" w:before="40"/>
+            </w:pPr>
+            <w:r>
+              <w:rPr>
+                <w:b/>
+                <w:bCs/>
+                <w:sz w:val="20"/>
+                <w:szCs w:val="20"/>
+              </w:rPr>
+              <w:t xml:space="preserve">溯源能力</w:t>
+            </w:r>
+          </w:p>
+        </w:tc>
+        <w:tc>
+          <w:tcPr>
+            <w:tcW w:type="dxa" w:w="1500"/>
+            <w:tcBorders>
+              <w:top w:val="single" w:color="CCCCCC" w:sz="1"/>
+              <w:left w:val="single" w:color="CCCCCC" w:sz="1"/>
+              <w:bottom w:val="single" w:color="CCCCCC" w:sz="1"/>
+              <w:right w:val="single" w:color="CCCCCC" w:sz="1"/>
+            </w:tcBorders>
+            <w:shd w:color="E2E8F0" w:val="solid"/>
+          </w:tcPr>
+          <w:p>
+            <w:pPr>
+              <w:spacing w:after="40" w:before="40"/>
+            </w:pPr>
+            <w:r>
+              <w:rPr>
+                <w:b/>
+                <w:bCs/>
+                <w:sz w:val="20"/>
+                <w:szCs w:val="20"/>
+              </w:rPr>
+              <w:t xml:space="preserve">知识库集成</w:t>
+            </w:r>
+          </w:p>
+        </w:tc>
+        <w:tc>
+          <w:tcPr>
+            <w:tcW w:type="dxa" w:w="1500"/>
+            <w:tcBorders>
+              <w:top w:val="single" w:color="CCCCCC" w:sz="1"/>
+              <w:left w:val="single" w:color="CCCCCC" w:sz="1"/>
+              <w:bottom w:val="single" w:color="CCCCCC" w:sz="1"/>
+              <w:right w:val="single" w:color="CCCCCC" w:sz="1"/>
+            </w:tcBorders>
+            <w:shd w:color="E2E8F0" w:val="solid"/>
+          </w:tcPr>
+          <w:p>
+            <w:pPr>
+              <w:spacing w:after="40" w:before="40"/>
+            </w:pPr>
+            <w:r>
+              <w:rPr>
+                <w:b/>
+                <w:bCs/>
+                <w:sz w:val="20"/>
+                <w:szCs w:val="20"/>
+              </w:rPr>
+              <w:t xml:space="preserve">Trust Score</w:t>
+            </w:r>
+          </w:p>
+        </w:tc>
+        <w:tc>
+          <w:tcPr>
+            <w:tcW w:type="dxa" w:w="1500"/>
+            <w:tcBorders>
+              <w:top w:val="single" w:color="CCCCCC" w:sz="1"/>
+              <w:left w:val="single" w:color="CCCCCC" w:sz="1"/>
+              <w:bottom w:val="single" w:color="CCCCCC" w:sz="1"/>
+              <w:right w:val="single" w:color="CCCCCC" w:sz="1"/>
+            </w:tcBorders>
+            <w:shd w:color="E2E8F0" w:val="solid"/>
+          </w:tcPr>
+          <w:p>
+            <w:pPr>
+              <w:spacing w:after="40" w:before="40"/>
+            </w:pPr>
+            <w:r>
+              <w:rPr>
+                <w:b/>
+                <w:bCs/>
+                <w:sz w:val="20"/>
+                <w:szCs w:val="20"/>
+              </w:rPr>
+              <w:t xml:space="preserve">目标客户</w:t>
+            </w:r>
+          </w:p>
+        </w:tc>
+      </w:tr>
+      <w:tr>
+        <w:tc>
+          <w:tcPr>
+            <w:tcW w:type="dxa" w:w="1500"/>
+            <w:tcBorders>
+              <w:top w:val="single" w:color="CCCCCC" w:sz="1"/>
+              <w:left w:val="single" w:color="CCCCCC" w:sz="1"/>
+              <w:bottom w:val="single" w:color="CCCCCC" w:sz="1"/>
+              <w:right w:val="single" w:color="CCCCCC" w:sz="1"/>
+            </w:tcBorders>
+          </w:tcPr>
+          <w:p>
+            <w:pPr>
+              <w:spacing w:after="40" w:before="40"/>
+            </w:pPr>
+            <w:r>
+              <w:rPr>
+                <w:b w:val="false"/>
+                <w:bCs w:val="false"/>
+                <w:sz w:val="20"/>
+                <w:szCs w:val="20"/>
+              </w:rPr>
+              <w:t xml:space="preserve">i-Write</w:t>
+            </w:r>
+          </w:p>
+        </w:tc>
+        <w:tc>
+          <w:tcPr>
+            <w:tcW w:type="dxa" w:w="1500"/>
+            <w:tcBorders>
+              <w:top w:val="single" w:color="CCCCCC" w:sz="1"/>
+              <w:left w:val="single" w:color="CCCCCC" w:sz="1"/>
+              <w:bottom w:val="single" w:color="CCCCCC" w:sz="1"/>
+              <w:right w:val="single" w:color="CCCCCC" w:sz="1"/>
+            </w:tcBorders>
+          </w:tcPr>
+          <w:p>
+            <w:pPr>
+              <w:spacing w:after="40" w:before="40"/>
+            </w:pPr>
+            <w:r>
+              <w:rPr>
+                <w:b w:val="false"/>
+                <w:bCs w:val="false"/>
+                <w:sz w:val="20"/>
+                <w:szCs w:val="20"/>
+              </w:rPr>
+              <w:t xml:space="preserve">$19/月</w:t>
+            </w:r>
+          </w:p>
+        </w:tc>
+        <w:tc>
+          <w:tcPr>
+            <w:tcW w:type="dxa" w:w="1500"/>
+            <w:tcBorders>
+              <w:top w:val="single" w:color="CCCCCC" w:sz="1"/>
+              <w:left w:val="single" w:color="CCCCCC" w:sz="1"/>
+              <w:bottom w:val="single" w:color="CCCCCC" w:sz="1"/>
+              <w:right w:val="single" w:color="CCCCCC" w:sz="1"/>
+            </w:tcBorders>
+          </w:tcPr>
+          <w:p>
+            <w:pPr>
+              <w:spacing w:after="40" w:before="40"/>
+            </w:pPr>
+            <w:r>
+              <w:rPr>
+                <w:b w:val="false"/>
+                <w:bCs w:val="false"/>
+                <w:sz w:val="20"/>
+                <w:szCs w:val="20"/>
+              </w:rPr>
+              <w:t xml:space="preserve">✅ chunk 级别</w:t>
+            </w:r>
+          </w:p>
+        </w:tc>
+        <w:tc>
+          <w:tcPr>
+            <w:tcW w:type="dxa" w:w="1500"/>
+            <w:tcBorders>
+              <w:top w:val="single" w:color="CCCCCC" w:sz="1"/>
+              <w:left w:val="single" w:color="CCCCCC" w:sz="1"/>
+              <w:bottom w:val="single" w:color="CCCCCC" w:sz="1"/>
+              <w:right w:val="single" w:color="CCCCCC" w:sz="1"/>
+            </w:tcBorders>
+          </w:tcPr>
+          <w:p>
+            <w:pPr>
+              <w:spacing w:after="40" w:before="40"/>
+            </w:pPr>
+            <w:r>
+              <w:rPr>
+                <w:b w:val="false"/>
+                <w:bCs w:val="false"/>
+                <w:sz w:val="20"/>
+                <w:szCs w:val="20"/>
+              </w:rPr>
+              <w:t xml:space="preserve">✅ 10+ 源</w:t>
+            </w:r>
+          </w:p>
+        </w:tc>
+        <w:tc>
+          <w:tcPr>
+            <w:tcW w:type="dxa" w:w="1500"/>
+            <w:tcBorders>
+              <w:top w:val="single" w:color="CCCCCC" w:sz="1"/>
+              <w:left w:val="single" w:color="CCCCCC" w:sz="1"/>
+              <w:bottom w:val="single" w:color="CCCCCC" w:sz="1"/>
+              <w:right w:val="single" w:color="CCCCCC" w:sz="1"/>
+            </w:tcBorders>
+          </w:tcPr>
+          <w:p>
+            <w:pPr>
+              <w:spacing w:after="40" w:before="40"/>
+            </w:pPr>
+            <w:r>
+              <w:rPr>
+                <w:b w:val="false"/>
+                <w:bCs w:val="false"/>
+                <w:sz w:val="20"/>
+                <w:szCs w:val="20"/>
+              </w:rPr>
+              <w:t xml:space="preserve">✅ 5 维度</w:t>
+            </w:r>
+          </w:p>
+        </w:tc>
+        <w:tc>
+          <w:tcPr>
+            <w:tcW w:type="dxa" w:w="1500"/>
+            <w:tcBorders>
+              <w:top w:val="single" w:color="CCCCCC" w:sz="1"/>
+              <w:left w:val="single" w:color="CCCCCC" w:sz="1"/>
+              <w:bottom w:val="single" w:color="CCCCCC" w:sz="1"/>
+              <w:right w:val="single" w:color="CCCCCC" w:sz="1"/>
+            </w:tcBorders>
+          </w:tcPr>
+          <w:p>
+            <w:pPr>
+              <w:spacing w:after="40" w:before="40"/>
+            </w:pPr>
+            <w:r>
+              <w:rPr>
+                <w:b w:val="false"/>
+                <w:bCs w:val="false"/>
+                <w:sz w:val="20"/>
+                <w:szCs w:val="20"/>
+              </w:rPr>
+              <w:t xml:space="preserve">PM/工程师/顾问</w:t>
+            </w:r>
+          </w:p>
+        </w:tc>
+      </w:tr>
+      <w:tr>
+        <w:tc>
+          <w:tcPr>
+            <w:tcW w:type="dxa" w:w="1500"/>
+            <w:tcBorders>
+              <w:top w:val="single" w:color="CCCCCC" w:sz="1"/>
+              <w:left w:val="single" w:color="CCCCCC" w:sz="1"/>
+              <w:bottom w:val="single" w:color="CCCCCC" w:sz="1"/>
+              <w:right w:val="single" w:color="CCCCCC" w:sz="1"/>
+            </w:tcBorders>
+          </w:tcPr>
+          <w:p>
+            <w:pPr>
+              <w:spacing w:after="40" w:before="40"/>
+            </w:pPr>
+            <w:r>
+              <w:rPr>
+                <w:b w:val="false"/>
+                <w:bCs w:val="false"/>
+                <w:sz w:val="20"/>
+                <w:szCs w:val="20"/>
+              </w:rPr>
+              <w:t xml:space="preserve">Jasper</w:t>
+            </w:r>
+          </w:p>
+        </w:tc>
+        <w:tc>
+          <w:tcPr>
+            <w:tcW w:type="dxa" w:w="1500"/>
+            <w:tcBorders>
+              <w:top w:val="single" w:color="CCCCCC" w:sz="1"/>
+              <w:left w:val="single" w:color="CCCCCC" w:sz="1"/>
+              <w:bottom w:val="single" w:color="CCCCCC" w:sz="1"/>
+              <w:right w:val="single" w:color="CCCCCC" w:sz="1"/>
+            </w:tcBorders>
+          </w:tcPr>
+          <w:p>
+            <w:pPr>
+              <w:spacing w:after="40" w:before="40"/>
+            </w:pPr>
+            <w:r>
+              <w:rPr>
+                <w:b w:val="false"/>
+                <w:bCs w:val="false"/>
+                <w:sz w:val="20"/>
+                <w:szCs w:val="20"/>
+              </w:rPr>
+              <w:t xml:space="preserve">$49/月</w:t>
+            </w:r>
+          </w:p>
+        </w:tc>
+        <w:tc>
+          <w:tcPr>
+            <w:tcW w:type="dxa" w:w="1500"/>
+            <w:tcBorders>
+              <w:top w:val="single" w:color="CCCCCC" w:sz="1"/>
+              <w:left w:val="single" w:color="CCCCCC" w:sz="1"/>
+              <w:bottom w:val="single" w:color="CCCCCC" w:sz="1"/>
+              <w:right w:val="single" w:color="CCCCCC" w:sz="1"/>
+            </w:tcBorders>
+          </w:tcPr>
+          <w:p>
+            <w:pPr>
+              <w:spacing w:after="40" w:before="40"/>
+            </w:pPr>
+            <w:r>
+              <w:rPr>
+                <w:b w:val="false"/>
+                <w:bCs w:val="false"/>
+                <w:sz w:val="20"/>
+                <w:szCs w:val="20"/>
+              </w:rPr>
+              <w:t xml:space="preserve">❌</w:t>
+            </w:r>
+          </w:p>
+        </w:tc>
+        <w:tc>
+          <w:tcPr>
+            <w:tcW w:type="dxa" w:w="1500"/>
+            <w:tcBorders>
+              <w:top w:val="single" w:color="CCCCCC" w:sz="1"/>
+              <w:left w:val="single" w:color="CCCCCC" w:sz="1"/>
+              <w:bottom w:val="single" w:color="CCCCCC" w:sz="1"/>
+              <w:right w:val="single" w:color="CCCCCC" w:sz="1"/>
+            </w:tcBorders>
+          </w:tcPr>
+          <w:p>
+            <w:pPr>
+              <w:spacing w:after="40" w:before="40"/>
+            </w:pPr>
+            <w:r>
+              <w:rPr>
+                <w:b w:val="false"/>
+                <w:bCs w:val="false"/>
+                <w:sz w:val="20"/>
+                <w:szCs w:val="20"/>
+              </w:rPr>
+              <w:t xml:space="preserve">❌</w:t>
+            </w:r>
+          </w:p>
+        </w:tc>
+        <w:tc>
+          <w:tcPr>
+            <w:tcW w:type="dxa" w:w="1500"/>
+            <w:tcBorders>
+              <w:top w:val="single" w:color="CCCCCC" w:sz="1"/>
+              <w:left w:val="single" w:color="CCCCCC" w:sz="1"/>
+              <w:bottom w:val="single" w:color="CCCCCC" w:sz="1"/>
+              <w:right w:val="single" w:color="CCCCCC" w:sz="1"/>
+            </w:tcBorders>
+          </w:tcPr>
+          <w:p>
+            <w:pPr>
+              <w:spacing w:after="40" w:before="40"/>
+            </w:pPr>
+            <w:r>
+              <w:rPr>
+                <w:b w:val="false"/>
+                <w:bCs w:val="false"/>
+                <w:sz w:val="20"/>
+                <w:szCs w:val="20"/>
+              </w:rPr>
+              <w:t xml:space="preserve">❌</w:t>
+            </w:r>
+          </w:p>
+        </w:tc>
+        <w:tc>
+          <w:tcPr>
+            <w:tcW w:type="dxa" w:w="1500"/>
+            <w:tcBorders>
+              <w:top w:val="single" w:color="CCCCCC" w:sz="1"/>
+              <w:left w:val="single" w:color="CCCCCC" w:sz="1"/>
+              <w:bottom w:val="single" w:color="CCCCCC" w:sz="1"/>
+              <w:right w:val="single" w:color="CCCCCC" w:sz="1"/>
+            </w:tcBorders>
+          </w:tcPr>
+          <w:p>
+            <w:pPr>
+              <w:spacing w:after="40" w:before="40"/>
+            </w:pPr>
+            <w:r>
+              <w:rPr>
+                <w:b w:val="false"/>
+                <w:bCs w:val="false"/>
+                <w:sz w:val="20"/>
+                <w:szCs w:val="20"/>
+              </w:rPr>
+              <w:t xml:space="preserve">营销团队/内容创作者</w:t>
+            </w:r>
+          </w:p>
+        </w:tc>
+      </w:tr>
+      <w:tr>
+        <w:tc>
+          <w:tcPr>
+            <w:tcW w:type="dxa" w:w="1500"/>
+            <w:tcBorders>
+              <w:top w:val="single" w:color="CCCCCC" w:sz="1"/>
+              <w:left w:val="single" w:color="CCCCCC" w:sz="1"/>
+              <w:bottom w:val="single" w:color="CCCCCC" w:sz="1"/>
+              <w:right w:val="single" w:color="CCCCCC" w:sz="1"/>
+            </w:tcBorders>
+          </w:tcPr>
+          <w:p>
+            <w:pPr>
+              <w:spacing w:after="40" w:before="40"/>
+            </w:pPr>
+            <w:r>
+              <w:rPr>
+                <w:b w:val="false"/>
+                <w:bCs w:val="false"/>
+                <w:sz w:val="20"/>
+                <w:szCs w:val="20"/>
+              </w:rPr>
+              <w:t xml:space="preserve">Copy.ai</w:t>
+            </w:r>
+          </w:p>
+        </w:tc>
+        <w:tc>
+          <w:tcPr>
+            <w:tcW w:type="dxa" w:w="1500"/>
+            <w:tcBorders>
+              <w:top w:val="single" w:color="CCCCCC" w:sz="1"/>
+              <w:left w:val="single" w:color="CCCCCC" w:sz="1"/>
+              <w:bottom w:val="single" w:color="CCCCCC" w:sz="1"/>
+              <w:right w:val="single" w:color="CCCCCC" w:sz="1"/>
+            </w:tcBorders>
+          </w:tcPr>
+          <w:p>
+            <w:pPr>
+              <w:spacing w:after="40" w:before="40"/>
+            </w:pPr>
+            <w:r>
+              <w:rPr>
+                <w:b w:val="false"/>
+                <w:bCs w:val="false"/>
+                <w:sz w:val="20"/>
+                <w:szCs w:val="20"/>
+              </w:rPr>
+              <w:t xml:space="preserve">$36/月</w:t>
+            </w:r>
+          </w:p>
+        </w:tc>
+        <w:tc>
+          <w:tcPr>
+            <w:tcW w:type="dxa" w:w="1500"/>
+            <w:tcBorders>
+              <w:top w:val="single" w:color="CCCCCC" w:sz="1"/>
+              <w:left w:val="single" w:color="CCCCCC" w:sz="1"/>
+              <w:bottom w:val="single" w:color="CCCCCC" w:sz="1"/>
+              <w:right w:val="single" w:color="CCCCCC" w:sz="1"/>
+            </w:tcBorders>
+          </w:tcPr>
+          <w:p>
+            <w:pPr>
+              <w:spacing w:after="40" w:before="40"/>
+            </w:pPr>
+            <w:r>
+              <w:rPr>
+                <w:b w:val="false"/>
+                <w:bCs w:val="false"/>
+                <w:sz w:val="20"/>
+                <w:szCs w:val="20"/>
+              </w:rPr>
+              <w:t xml:space="preserve">❌</w:t>
+            </w:r>
+          </w:p>
+        </w:tc>
+        <w:tc>
+          <w:tcPr>
+            <w:tcW w:type="dxa" w:w="1500"/>
+            <w:tcBorders>
+              <w:top w:val="single" w:color="CCCCCC" w:sz="1"/>
+              <w:left w:val="single" w:color="CCCCCC" w:sz="1"/>
+              <w:bottom w:val="single" w:color="CCCCCC" w:sz="1"/>
+              <w:right w:val="single" w:color="CCCCCC" w:sz="1"/>
+            </w:tcBorders>
+          </w:tcPr>
+          <w:p>
+            <w:pPr>
+              <w:spacing w:after="40" w:before="40"/>
+            </w:pPr>
+            <w:r>
+              <w:rPr>
+                <w:b w:val="false"/>
+                <w:bCs w:val="false"/>
+                <w:sz w:val="20"/>
+                <w:szCs w:val="20"/>
+              </w:rPr>
+              <w:t xml:space="preserve">❌</w:t>
+            </w:r>
+          </w:p>
+        </w:tc>
+        <w:tc>
+          <w:tcPr>
+            <w:tcW w:type="dxa" w:w="1500"/>
+            <w:tcBorders>
+              <w:top w:val="single" w:color="CCCCCC" w:sz="1"/>
+              <w:left w:val="single" w:color="CCCCCC" w:sz="1"/>
+              <w:bottom w:val="single" w:color="CCCCCC" w:sz="1"/>
+              <w:right w:val="single" w:color="CCCCCC" w:sz="1"/>
+            </w:tcBorders>
+          </w:tcPr>
+          <w:p>
+            <w:pPr>
+              <w:spacing w:after="40" w:before="40"/>
+            </w:pPr>
+            <w:r>
+              <w:rPr>
+                <w:b w:val="false"/>
+                <w:bCs w:val="false"/>
+                <w:sz w:val="20"/>
+                <w:szCs w:val="20"/>
+              </w:rPr>
+              <w:t xml:space="preserve">❌</w:t>
+            </w:r>
+          </w:p>
+        </w:tc>
+        <w:tc>
+          <w:tcPr>
+            <w:tcW w:type="dxa" w:w="1500"/>
+            <w:tcBorders>
+              <w:top w:val="single" w:color="CCCCCC" w:sz="1"/>
+              <w:left w:val="single" w:color="CCCCCC" w:sz="1"/>
+              <w:bottom w:val="single" w:color="CCCCCC" w:sz="1"/>
+              <w:right w:val="single" w:color="CCCCCC" w:sz="1"/>
+            </w:tcBorders>
+          </w:tcPr>
+          <w:p>
+            <w:pPr>
+              <w:spacing w:after="40" w:before="40"/>
+            </w:pPr>
+            <w:r>
+              <w:rPr>
+                <w:b w:val="false"/>
+                <w:bCs w:val="false"/>
+                <w:sz w:val="20"/>
+                <w:szCs w:val="20"/>
+              </w:rPr>
+              <w:t xml:space="preserve">营销团队/自由职业者</w:t>
+            </w:r>
+          </w:p>
+        </w:tc>
+      </w:tr>
+      <w:tr>
+        <w:tc>
+          <w:tcPr>
+            <w:tcW w:type="dxa" w:w="1500"/>
+            <w:tcBorders>
+              <w:top w:val="single" w:color="CCCCCC" w:sz="1"/>
+              <w:left w:val="single" w:color="CCCCCC" w:sz="1"/>
+              <w:bottom w:val="single" w:color="CCCCCC" w:sz="1"/>
+              <w:right w:val="single" w:color="CCCCCC" w:sz="1"/>
+            </w:tcBorders>
+          </w:tcPr>
+          <w:p>
+            <w:pPr>
+              <w:spacing w:after="40" w:before="40"/>
+            </w:pPr>
+            <w:r>
+              <w:rPr>
+                <w:b w:val="false"/>
+                <w:bCs w:val="false"/>
+                <w:sz w:val="20"/>
+                <w:szCs w:val="20"/>
+              </w:rPr>
+              <w:t xml:space="preserve">Notion AI</w:t>
+            </w:r>
+          </w:p>
+        </w:tc>
+        <w:tc>
+          <w:tcPr>
+            <w:tcW w:type="dxa" w:w="1500"/>
+            <w:tcBorders>
+              <w:top w:val="single" w:color="CCCCCC" w:sz="1"/>
+              <w:left w:val="single" w:color="CCCCCC" w:sz="1"/>
+              <w:bottom w:val="single" w:color="CCCCCC" w:sz="1"/>
+              <w:right w:val="single" w:color="CCCCCC" w:sz="1"/>
+            </w:tcBorders>
+          </w:tcPr>
+          <w:p>
+            <w:pPr>
+              <w:spacing w:after="40" w:before="40"/>
+            </w:pPr>
+            <w:r>
+              <w:rPr>
+                <w:b w:val="false"/>
+                <w:bCs w:val="false"/>
+                <w:sz w:val="20"/>
+                <w:szCs w:val="20"/>
+              </w:rPr>
+              <w:t xml:space="preserve">$10/月</w:t>
+            </w:r>
+          </w:p>
+        </w:tc>
+        <w:tc>
+          <w:tcPr>
+            <w:tcW w:type="dxa" w:w="1500"/>
+            <w:tcBorders>
+              <w:top w:val="single" w:color="CCCCCC" w:sz="1"/>
+              <w:left w:val="single" w:color="CCCCCC" w:sz="1"/>
+              <w:bottom w:val="single" w:color="CCCCCC" w:sz="1"/>
+              <w:right w:val="single" w:color="CCCCCC" w:sz="1"/>
+            </w:tcBorders>
+          </w:tcPr>
+          <w:p>
+            <w:pPr>
+              <w:spacing w:after="40" w:before="40"/>
+            </w:pPr>
+            <w:r>
+              <w:rPr>
+                <w:b w:val="false"/>
+                <w:bCs w:val="false"/>
+                <w:sz w:val="20"/>
+                <w:szCs w:val="20"/>
+              </w:rPr>
+              <w:t xml:space="preserve">❌</w:t>
+            </w:r>
+          </w:p>
+        </w:tc>
+        <w:tc>
+          <w:tcPr>
+            <w:tcW w:type="dxa" w:w="1500"/>
+            <w:tcBorders>
+              <w:top w:val="single" w:color="CCCCCC" w:sz="1"/>
+              <w:left w:val="single" w:color="CCCCCC" w:sz="1"/>
+              <w:bottom w:val="single" w:color="CCCCCC" w:sz="1"/>
+              <w:right w:val="single" w:color="CCCCCC" w:sz="1"/>
+            </w:tcBorders>
+          </w:tcPr>
+          <w:p>
+            <w:pPr>
+              <w:spacing w:after="40" w:before="40"/>
+            </w:pPr>
+            <w:r>
+              <w:rPr>
+                <w:b w:val="false"/>
+                <w:bCs w:val="false"/>
+                <w:sz w:val="20"/>
+                <w:szCs w:val="20"/>
+              </w:rPr>
+              <w:t xml:space="preserve">⚠️ 基础</w:t>
+            </w:r>
+          </w:p>
+        </w:tc>
+        <w:tc>
+          <w:tcPr>
+            <w:tcW w:type="dxa" w:w="1500"/>
+            <w:tcBorders>
+              <w:top w:val="single" w:color="CCCCCC" w:sz="1"/>
+              <w:left w:val="single" w:color="CCCCCC" w:sz="1"/>
+              <w:bottom w:val="single" w:color="CCCCCC" w:sz="1"/>
+              <w:right w:val="single" w:color="CCCCCC" w:sz="1"/>
+            </w:tcBorders>
+          </w:tcPr>
+          <w:p>
+            <w:pPr>
+              <w:spacing w:after="40" w:before="40"/>
+            </w:pPr>
+            <w:r>
+              <w:rPr>
+                <w:b w:val="false"/>
+                <w:bCs w:val="false"/>
+                <w:sz w:val="20"/>
+                <w:szCs w:val="20"/>
+              </w:rPr>
+              <w:t xml:space="preserve">❌</w:t>
+            </w:r>
+          </w:p>
+        </w:tc>
+        <w:tc>
+          <w:tcPr>
+            <w:tcW w:type="dxa" w:w="1500"/>
+            <w:tcBorders>
+              <w:top w:val="single" w:color="CCCCCC" w:sz="1"/>
+              <w:left w:val="single" w:color="CCCCCC" w:sz="1"/>
+              <w:bottom w:val="single" w:color="CCCCCC" w:sz="1"/>
+              <w:right w:val="single" w:color="CCCCCC" w:sz="1"/>
+            </w:tcBorders>
+          </w:tcPr>
+          <w:p>
+            <w:pPr>
+              <w:spacing w:after="40" w:before="40"/>
+            </w:pPr>
+            <w:r>
+              <w:rPr>
+                <w:b w:val="false"/>
+                <w:bCs w:val="false"/>
+                <w:sz w:val="20"/>
+                <w:szCs w:val="20"/>
+              </w:rPr>
+              <w:t xml:space="preserve">Notion 用户/个人用户</w:t>
+            </w:r>
+          </w:p>
+        </w:tc>
+      </w:tr>
+    </w:tbl>
+    <w:p>
+      <w:pPr>
+        <w:spacing w:after="100"/>
+      </w:pPr>
+    </w:p>
+    <w:p>
+      <w:pPr>
+        <w:spacing w:after="80"/>
+      </w:pPr>
+      <w:r>
+        <w:rPr>
+          <w:sz w:val="22"/>
+          <w:szCs w:val="22"/>
+        </w:rPr>
+        <w:t xml:space="preserve"/>
+      </w:r>
+    </w:p>
+    <w:p>
+      <w:pPr>
+        <w:spacing w:after="80"/>
+      </w:pPr>
+      <w:r>
+        <w:rPr>
+          <w:sz w:val="22"/>
+          <w:szCs w:val="22"/>
+        </w:rPr>
+        <w:t xml:space="preserve">i-Write 差异化：</w:t>
+      </w:r>
+    </w:p>
+    <w:p>
+      <w:pPr>
+        <w:spacing w:after="80"/>
+      </w:pPr>
+      <w:r>
+        <w:rPr>
+          <w:sz w:val="22"/>
+          <w:szCs w:val="22"/>
+        </w:rPr>
+        <w:t xml:space="preserve">- 溯源能力：每个引用都能追溯到原始文档</w:t>
+      </w:r>
+    </w:p>
+    <w:p>
+      <w:pPr>
+        <w:spacing w:after="80"/>
+      </w:pPr>
+      <w:r>
+        <w:rPr>
+          <w:sz w:val="22"/>
+          <w:szCs w:val="22"/>
+        </w:rPr>
+        <w:t xml:space="preserve">- 知识库集成：连接企业内部知识源</w:t>
+      </w:r>
+    </w:p>
+    <w:p>
+      <w:pPr>
+        <w:spacing w:after="80"/>
+      </w:pPr>
+      <w:r>
+        <w:rPr>
+          <w:sz w:val="22"/>
+          <w:szCs w:val="22"/>
+        </w:rPr>
+        <w:t xml:space="preserve">- Trust Score：每个生成文档都有可信度评分</w:t>
+      </w:r>
+    </w:p>
+    <w:p>
+      <w:pPr>
+        <w:spacing w:after="80"/>
+      </w:pPr>
+      <w:r>
+        <w:rPr>
+          <w:sz w:val="22"/>
+          <w:szCs w:val="22"/>
+        </w:rPr>
+        <w:t xml:space="preserve">- 评估闭环：自动生成评估报告</w:t>
+      </w:r>
+    </w:p>
+    <w:p>
+      <w:pPr>
+        <w:pStyle w:val="Heading2"/>
+        <w:spacing w:after="150" w:before="300"/>
+      </w:pPr>
+      <w:r>
+        <w:rPr>
+          <w:b/>
+          <w:bCs/>
+          <w:sz w:val="26"/>
+          <w:szCs w:val="26"/>
+        </w:rPr>
+        <w:t xml:space="preserve">6. 时间线</w:t>
+      </w:r>
+    </w:p>
+    <w:p>
+      <w:pPr>
+        <w:spacing w:after="80"/>
+      </w:pPr>
+      <w:r>
+        <w:rPr>
+          <w:sz w:val="22"/>
+          <w:szCs w:val="22"/>
+        </w:rPr>
+        <w:t xml:space="preserve">GoToMarket 时间线：</w:t>
+      </w:r>
+    </w:p>
+    <w:p>
+      <w:pPr>
+        <w:spacing w:after="80"/>
+      </w:pPr>
+      <w:r>
+        <w:rPr>
+          <w:sz w:val="22"/>
+          <w:szCs w:val="22"/>
+        </w:rPr>
+        <w:t xml:space="preserve"/>
+      </w:r>
+    </w:p>
+    <w:p>
+      <w:pPr>
+        <w:spacing w:after="80"/>
+      </w:pPr>
+      <w:r>
+        <w:rPr>
+          <w:sz w:val="22"/>
+          <w:szCs w:val="22"/>
+        </w:rPr>
+        <w:t xml:space="preserve">6 月底前：</w:t>
+      </w:r>
+    </w:p>
+    <w:p>
+      <w:pPr>
+        <w:spacing w:after="80"/>
+      </w:pPr>
+      <w:r>
+        <w:rPr>
+          <w:sz w:val="22"/>
+          <w:szCs w:val="22"/>
+        </w:rPr>
+        <w:t xml:space="preserve">- Landing page 设计完成（王莉）</w:t>
+      </w:r>
+    </w:p>
+    <w:p>
+      <w:pPr>
+        <w:spacing w:after="80"/>
+      </w:pPr>
+      <w:r>
+        <w:rPr>
+          <w:sz w:val="22"/>
+          <w:szCs w:val="22"/>
+        </w:rPr>
+        <w:t xml:space="preserve">- 产品介绍视频脚本（王莉）</w:t>
+      </w:r>
+    </w:p>
+    <w:p>
+      <w:pPr>
+        <w:spacing w:after="80"/>
+      </w:pPr>
+      <w:r>
+        <w:rPr>
+          <w:sz w:val="22"/>
+          <w:szCs w:val="22"/>
+        </w:rPr>
+        <w:t xml:space="preserve">- 技术博客 3 篇（陈强、刘伟）</w:t>
+      </w:r>
+    </w:p>
+    <w:p>
+      <w:pPr>
+        <w:spacing w:after="80"/>
+      </w:pPr>
+      <w:r>
+        <w:rPr>
+          <w:sz w:val="22"/>
+          <w:szCs w:val="22"/>
+        </w:rPr>
+        <w:t xml:space="preserve">- 社交媒体账号开通（Twitter、LinkedIn）</w:t>
+      </w:r>
+    </w:p>
+    <w:p>
+      <w:pPr>
+        <w:spacing w:after="80"/>
+      </w:pPr>
+      <w:r>
+        <w:rPr>
+          <w:sz w:val="22"/>
+          <w:szCs w:val="22"/>
+        </w:rPr>
+        <w:t xml:space="preserve"/>
+      </w:r>
+    </w:p>
+    <w:p>
+      <w:pPr>
+        <w:spacing w:after="80"/>
+      </w:pPr>
+      <w:r>
+        <w:rPr>
+          <w:sz w:val="22"/>
+          <w:szCs w:val="22"/>
+        </w:rPr>
+        <w:t xml:space="preserve">7 月上旬：</w:t>
+      </w:r>
+    </w:p>
+    <w:p>
+      <w:pPr>
+        <w:spacing w:after="80"/>
+      </w:pPr>
+      <w:r>
+        <w:rPr>
+          <w:sz w:val="22"/>
+          <w:szCs w:val="22"/>
+        </w:rPr>
+        <w:t xml:space="preserve">- Landing page 上线（徐骏部署）</w:t>
+      </w:r>
+    </w:p>
+    <w:p>
+      <w:pPr>
+        <w:spacing w:after="80"/>
+      </w:pPr>
+      <w:r>
+        <w:rPr>
+          <w:sz w:val="22"/>
+          <w:szCs w:val="22"/>
+        </w:rPr>
+        <w:t xml:space="preserve">- 产品介绍视频录制（王莉）</w:t>
+      </w:r>
+    </w:p>
+    <w:p>
+      <w:pPr>
+        <w:spacing w:after="80"/>
+      </w:pPr>
+      <w:r>
+        <w:rPr>
+          <w:sz w:val="22"/>
+          <w:szCs w:val="22"/>
+        </w:rPr>
+        <w:t xml:space="preserve">- Product Hunt 提前预热（王莉）</w:t>
+      </w:r>
+    </w:p>
+    <w:p>
+      <w:pPr>
+        <w:spacing w:after="80"/>
+      </w:pPr>
+      <w:r>
+        <w:rPr>
+          <w:sz w:val="22"/>
+          <w:szCs w:val="22"/>
+        </w:rPr>
+        <w:t xml:space="preserve">- 首批 Beta 用户邀请（李鑫）</w:t>
+      </w:r>
+    </w:p>
+    <w:p>
+      <w:pPr>
+        <w:spacing w:after="80"/>
+      </w:pPr>
+      <w:r>
+        <w:rPr>
+          <w:sz w:val="22"/>
+          <w:szCs w:val="22"/>
+        </w:rPr>
+        <w:t xml:space="preserve"/>
+      </w:r>
+    </w:p>
+    <w:p>
+      <w:pPr>
+        <w:spacing w:after="80"/>
+      </w:pPr>
+      <w:r>
+        <w:rPr>
+          <w:sz w:val="22"/>
+          <w:szCs w:val="22"/>
+        </w:rPr>
+        <w:t xml:space="preserve">7 月中旬：</w:t>
+      </w:r>
+    </w:p>
+    <w:p>
+      <w:pPr>
+        <w:spacing w:after="80"/>
+      </w:pPr>
+      <w:r>
+        <w:rPr>
+          <w:sz w:val="22"/>
+          <w:szCs w:val="22"/>
+        </w:rPr>
+        <w:t xml:space="preserve">- Product Hunt 发布（目标 Top 5）</w:t>
+      </w:r>
+    </w:p>
+    <w:p>
+      <w:pPr>
+        <w:spacing w:after="80"/>
+      </w:pPr>
+      <w:r>
+        <w:rPr>
+          <w:sz w:val="22"/>
+          <w:szCs w:val="22"/>
+        </w:rPr>
+        <w:t xml:space="preserve">- 技术大会演讲（QCon，陈强）</w:t>
+      </w:r>
+    </w:p>
+    <w:p>
+      <w:pPr>
+        <w:spacing w:after="80"/>
+      </w:pPr>
+      <w:r>
+        <w:rPr>
+          <w:sz w:val="22"/>
+          <w:szCs w:val="22"/>
+        </w:rPr>
+        <w:t xml:space="preserve">- 企业客户拜访（张伟）</w:t>
+      </w:r>
+    </w:p>
+    <w:p>
+      <w:pPr>
+        <w:spacing w:after="80"/>
+      </w:pPr>
+      <w:r>
+        <w:rPr>
+          <w:sz w:val="22"/>
+          <w:szCs w:val="22"/>
+        </w:rPr>
+        <w:t xml:space="preserve"/>
+      </w:r>
+    </w:p>
+    <w:p>
+      <w:pPr>
+        <w:spacing w:after="80"/>
+      </w:pPr>
+      <w:r>
+        <w:rPr>
+          <w:sz w:val="22"/>
+          <w:szCs w:val="22"/>
+        </w:rPr>
+        <w:t xml:space="preserve">7 月底：</w:t>
+      </w:r>
+    </w:p>
+    <w:p>
+      <w:pPr>
+        <w:spacing w:after="80"/>
+      </w:pPr>
+      <w:r>
+        <w:rPr>
+          <w:sz w:val="22"/>
+          <w:szCs w:val="22"/>
+        </w:rPr>
+        <w:t xml:space="preserve">- Acme Corp 合同签订（张伟）</w:t>
+      </w:r>
+    </w:p>
+    <w:p>
+      <w:pPr>
+        <w:spacing w:after="80"/>
+      </w:pPr>
+      <w:r>
+        <w:rPr>
+          <w:sz w:val="22"/>
+          <w:szCs w:val="22"/>
+        </w:rPr>
+        <w:t xml:space="preserve">- 首月数据复盘（苏楠）</w:t>
+      </w:r>
+    </w:p>
+    <w:p>
+      <w:pPr>
+        <w:pStyle w:val="Heading2"/>
+        <w:spacing w:after="150" w:before="300"/>
+      </w:pPr>
+      <w:r>
+        <w:rPr>
+          <w:b/>
+          <w:bCs/>
+          <w:sz w:val="26"/>
+          <w:szCs w:val="26"/>
+        </w:rPr>
+        <w:t xml:space="preserve">7. 成功指标</w:t>
+      </w:r>
+    </w:p>
+    <w:p>
+      <w:pPr>
+        <w:spacing w:after="80"/>
+      </w:pPr>
+      <w:r>
+        <w:rPr>
+          <w:sz w:val="22"/>
+          <w:szCs w:val="22"/>
+        </w:rPr>
+        <w:t xml:space="preserve">GoToMarket 成功指标：</w:t>
+      </w:r>
+    </w:p>
+    <w:p>
+      <w:pPr>
+        <w:spacing w:after="80"/>
+      </w:pPr>
+      <w:r>
+        <w:rPr>
+          <w:sz w:val="22"/>
+          <w:szCs w:val="22"/>
+        </w:rPr>
+        <w:t xml:space="preserve"/>
+      </w:r>
+    </w:p>
+    <w:p>
+      <w:pPr>
+        <w:spacing w:after="80"/>
+      </w:pPr>
+      <w:r>
+        <w:rPr>
+          <w:sz w:val="22"/>
+          <w:szCs w:val="22"/>
+        </w:rPr>
+        <w:t xml:space="preserve">用户增长：</w:t>
+      </w:r>
+    </w:p>
+    <w:p>
+      <w:pPr>
+        <w:spacing w:after="80"/>
+      </w:pPr>
+      <w:r>
+        <w:rPr>
+          <w:sz w:val="22"/>
+          <w:szCs w:val="22"/>
+        </w:rPr>
+        <w:t xml:space="preserve">- 7 月底：1000 注册用户</w:t>
+      </w:r>
+    </w:p>
+    <w:p>
+      <w:pPr>
+        <w:spacing w:after="80"/>
+      </w:pPr>
+      <w:r>
+        <w:rPr>
+          <w:sz w:val="22"/>
+          <w:szCs w:val="22"/>
+        </w:rPr>
+        <w:t xml:space="preserve">- 8 月底：5000 注册用户</w:t>
+      </w:r>
+    </w:p>
+    <w:p>
+      <w:pPr>
+        <w:spacing w:after="80"/>
+      </w:pPr>
+      <w:r>
+        <w:rPr>
+          <w:sz w:val="22"/>
+          <w:szCs w:val="22"/>
+        </w:rPr>
+        <w:t xml:space="preserve">- 9 月底：10000 注册用户</w:t>
+      </w:r>
+    </w:p>
+    <w:p>
+      <w:pPr>
+        <w:spacing w:after="80"/>
+      </w:pPr>
+      <w:r>
+        <w:rPr>
+          <w:sz w:val="22"/>
+          <w:szCs w:val="22"/>
+        </w:rPr>
+        <w:t xml:space="preserve"/>
+      </w:r>
+    </w:p>
+    <w:p>
+      <w:pPr>
+        <w:spacing w:after="80"/>
+      </w:pPr>
+      <w:r>
+        <w:rPr>
+          <w:sz w:val="22"/>
+          <w:szCs w:val="22"/>
+        </w:rPr>
+        <w:t xml:space="preserve">付费转化：</w:t>
+      </w:r>
+    </w:p>
+    <w:p>
+      <w:pPr>
+        <w:spacing w:after="80"/>
+      </w:pPr>
+      <w:r>
+        <w:rPr>
+          <w:sz w:val="22"/>
+          <w:szCs w:val="22"/>
+        </w:rPr>
+        <w:t xml:space="preserve">- 免费→付费转化率：5%</w:t>
+      </w:r>
+    </w:p>
+    <w:p>
+      <w:pPr>
+        <w:spacing w:after="80"/>
+      </w:pPr>
+      <w:r>
+        <w:rPr>
+          <w:sz w:val="22"/>
+          <w:szCs w:val="22"/>
+        </w:rPr>
+        <w:t xml:space="preserve">- 付费用户 ARPU：$19/月</w:t>
+      </w:r>
+    </w:p>
+    <w:p>
+      <w:pPr>
+        <w:spacing w:after="80"/>
+      </w:pPr>
+      <w:r>
+        <w:rPr>
+          <w:sz w:val="22"/>
+          <w:szCs w:val="22"/>
+        </w:rPr>
+        <w:t xml:space="preserve">- 企业客户 ARPU：$2,450/月（50 人团队）</w:t>
+      </w:r>
+    </w:p>
+    <w:p>
+      <w:pPr>
+        <w:spacing w:after="80"/>
+      </w:pPr>
+      <w:r>
+        <w:rPr>
+          <w:sz w:val="22"/>
+          <w:szCs w:val="22"/>
+        </w:rPr>
+        <w:t xml:space="preserve"/>
+      </w:r>
+    </w:p>
+    <w:p>
+      <w:pPr>
+        <w:spacing w:after="80"/>
+      </w:pPr>
+      <w:r>
+        <w:rPr>
+          <w:sz w:val="22"/>
+          <w:szCs w:val="22"/>
+        </w:rPr>
+        <w:t xml:space="preserve">收入目标：</w:t>
+      </w:r>
+    </w:p>
+    <w:p>
+      <w:pPr>
+        <w:spacing w:after="80"/>
+      </w:pPr>
+      <w:r>
+        <w:rPr>
+          <w:sz w:val="22"/>
+          <w:szCs w:val="22"/>
+        </w:rPr>
+        <w:t xml:space="preserve">- 7 月底：$5,000 MRR</w:t>
+      </w:r>
+    </w:p>
+    <w:p>
+      <w:pPr>
+        <w:spacing w:after="80"/>
+      </w:pPr>
+      <w:r>
+        <w:rPr>
+          <w:sz w:val="22"/>
+          <w:szCs w:val="22"/>
+        </w:rPr>
+        <w:t xml:space="preserve">- 8 月底：$25,000 MRR</w:t>
+      </w:r>
+    </w:p>
+    <w:p>
+      <w:pPr>
+        <w:spacing w:after="80"/>
+      </w:pPr>
+      <w:r>
+        <w:rPr>
+          <w:sz w:val="22"/>
+          <w:szCs w:val="22"/>
+        </w:rPr>
+        <w:t xml:space="preserve">- 9 月底：$50,000 MRR</w:t>
+      </w:r>
+    </w:p>
+    <w:p>
+      <w:pPr>
+        <w:spacing w:after="80"/>
+      </w:pPr>
+      <w:r>
+        <w:rPr>
+          <w:sz w:val="22"/>
+          <w:szCs w:val="22"/>
+        </w:rPr>
+        <w:t xml:space="preserve"/>
+      </w:r>
+    </w:p>
+    <w:p>
+      <w:pPr>
+        <w:spacing w:after="80"/>
+      </w:pPr>
+      <w:r>
+        <w:rPr>
+          <w:sz w:val="22"/>
+          <w:szCs w:val="22"/>
+        </w:rPr>
+        <w:t xml:space="preserve">客户满意度：</w:t>
+      </w:r>
+    </w:p>
+    <w:p>
+      <w:pPr>
+        <w:spacing w:after="80"/>
+      </w:pPr>
+      <w:r>
+        <w:rPr>
+          <w:sz w:val="22"/>
+          <w:szCs w:val="22"/>
+        </w:rPr>
+        <w:t xml:space="preserve">- NPS &gt; 8</w:t>
+      </w:r>
+    </w:p>
+    <w:p>
+      <w:pPr>
+        <w:spacing w:after="80"/>
+      </w:pPr>
+      <w:r>
+        <w:rPr>
+          <w:sz w:val="22"/>
+          <w:szCs w:val="22"/>
+        </w:rPr>
+        <w:t xml:space="preserve">- 客户流失率 &lt; 5%/月</w:t>
+      </w:r>
+    </w:p>
+    <w:p>
+      <w:pPr>
+        <w:spacing w:after="80"/>
+      </w:pPr>
+      <w:r>
+        <w:rPr>
+          <w:sz w:val="22"/>
+          <w:szCs w:val="22"/>
+        </w:rPr>
+        <w:t xml:space="preserve">- 客户支持响应时间 &lt; 24 小时</w:t>
       </w:r>
     </w:p>
     <w:sectPr>
